--- a/Eindwerk_6ICW.docx
+++ b/Eindwerk_6ICW.docx
@@ -1423,6 +1423,7 @@
           <w:rFonts w:ascii="Verdana" w:hAnsi="Verdana"/>
           <w:b/>
           <w:bCs/>
+          <w:noProof/>
           <w:color w:val="2E74B5" w:themeColor="accent5" w:themeShade="BF"/>
           <w:sz w:val="32"/>
           <w:szCs w:val="32"/>
@@ -2066,6 +2067,126 @@
           <w:szCs w:val="26"/>
           <w:lang w:val="en-US"/>
         </w:rPr>
+        <w:t>Micro SD Card</w:t>
+      </w:r>
+      <w:r>
+        <w:rPr>
+          <w:rFonts w:ascii="Verdana" w:eastAsia="Verdana" w:hAnsi="Verdana" w:cs="Verdana"/>
+          <w:i/>
+          <w:iCs/>
+          <w:sz w:val="26"/>
+          <w:szCs w:val="26"/>
+          <w:lang w:val="en-US"/>
+        </w:rPr>
+        <w:t xml:space="preserve">   32GB   </w:t>
+      </w:r>
+      <w:r>
+        <w:rPr>
+          <w:rFonts w:ascii="Verdana" w:eastAsia="Verdana" w:hAnsi="Verdana" w:cs="Verdana"/>
+          <w:i/>
+          <w:iCs/>
+          <w:sz w:val="26"/>
+          <w:szCs w:val="26"/>
+          <w:lang w:val="en-US"/>
+        </w:rPr>
+        <w:t xml:space="preserve"> €</w:t>
+      </w:r>
+      <w:r>
+        <w:rPr>
+          <w:rFonts w:ascii="Verdana" w:eastAsia="Verdana" w:hAnsi="Verdana" w:cs="Verdana"/>
+          <w:i/>
+          <w:iCs/>
+          <w:sz w:val="26"/>
+          <w:szCs w:val="26"/>
+          <w:lang w:val="en-US"/>
+        </w:rPr>
+        <w:t>11.52</w:t>
+      </w:r>
+    </w:p>
+    <w:p>
+      <w:pPr>
+        <w:pStyle w:val="ListParagraph"/>
+        <w:rPr>
+          <w:rFonts w:ascii="Verdana" w:eastAsia="Verdana" w:hAnsi="Verdana" w:cs="Verdana"/>
+          <w:i/>
+          <w:iCs/>
+          <w:sz w:val="26"/>
+          <w:szCs w:val="26"/>
+          <w:lang w:val="en-US"/>
+        </w:rPr>
+      </w:pPr>
+    </w:p>
+    <w:p>
+      <w:pPr>
+        <w:pStyle w:val="ListParagraph"/>
+        <w:rPr>
+          <w:rFonts w:ascii="Verdana" w:eastAsia="Verdana" w:hAnsi="Verdana" w:cs="Verdana"/>
+          <w:i/>
+          <w:iCs/>
+          <w:sz w:val="26"/>
+          <w:szCs w:val="26"/>
+          <w:lang w:val="en-US"/>
+        </w:rPr>
+      </w:pPr>
+      <w:r>
+        <w:rPr>
+          <w:rFonts w:ascii="Verdana" w:eastAsia="Verdana" w:hAnsi="Verdana" w:cs="Verdana"/>
+          <w:i/>
+          <w:iCs/>
+          <w:sz w:val="26"/>
+          <w:szCs w:val="26"/>
+          <w:lang w:val="en-US"/>
+        </w:rPr>
+        <w:t>https://www.amazon.com.be/-/nl/Philips-Micro-SDHC-kaart-klasse-inbegrepen-adapter/dp/B00I3W1Y2K/ref=sr_1_15?adgrpid=140207900297&amp;hvadid=627885641466&amp;hvdev=c&amp;hvexpln=0&amp;hvlocphy=9196639&amp;hvnetw=g&amp;hvocijid=11858584119392819386--&amp;hvqmt=e&amp;hvrand=11858584119392819386&amp;hvtargid=kwd-4249729252&amp;hydadcr=20267_2270692&amp;mcid=427d309fc62e36ac8bf44f7b269379ea&amp;sr=8-15</w:t>
+      </w:r>
+    </w:p>
+    <w:p>
+      <w:pPr>
+        <w:pStyle w:val="ListParagraph"/>
+        <w:rPr>
+          <w:rFonts w:ascii="Verdana" w:eastAsia="Verdana" w:hAnsi="Verdana" w:cs="Verdana"/>
+          <w:i/>
+          <w:iCs/>
+          <w:sz w:val="26"/>
+          <w:szCs w:val="26"/>
+          <w:lang w:val="en-US"/>
+        </w:rPr>
+      </w:pPr>
+    </w:p>
+    <w:p>
+      <w:pPr>
+        <w:pStyle w:val="ListParagraph"/>
+        <w:rPr>
+          <w:rFonts w:ascii="Verdana" w:eastAsia="Verdana" w:hAnsi="Verdana" w:cs="Verdana"/>
+          <w:i/>
+          <w:iCs/>
+          <w:sz w:val="26"/>
+          <w:szCs w:val="26"/>
+          <w:lang w:val="en-US"/>
+        </w:rPr>
+      </w:pPr>
+    </w:p>
+    <w:p>
+      <w:pPr>
+        <w:pStyle w:val="ListParagraph"/>
+        <w:rPr>
+          <w:rFonts w:ascii="Verdana" w:eastAsia="Verdana" w:hAnsi="Verdana" w:cs="Verdana"/>
+          <w:i/>
+          <w:iCs/>
+          <w:sz w:val="26"/>
+          <w:szCs w:val="26"/>
+          <w:lang w:val="en-US"/>
+        </w:rPr>
+      </w:pPr>
+      <w:r>
+        <w:rPr>
+          <w:rFonts w:ascii="Verdana" w:eastAsia="Verdana" w:hAnsi="Verdana" w:cs="Verdana"/>
+          <w:i/>
+          <w:iCs/>
+          <w:sz w:val="26"/>
+          <w:szCs w:val="26"/>
+          <w:lang w:val="en-US"/>
+        </w:rPr>
         <w:t>Camera (*4)   1080P   w/microphone   360° Rotation   €11.99/piece   €47.96/4piece</w:t>
       </w:r>
     </w:p>
@@ -2190,7 +2311,19 @@
           <w:szCs w:val="26"/>
           <w:lang w:val="en-US"/>
         </w:rPr>
-        <w:t>https://www.amazon.com.be/-/en/Individual-Switches-Keyboard-Adapter-Included/dp/B0GV3DCWXM/ref=asc_df_B0GV3DCWXM?mcid=23ec7c18b9233b42bd5b502633a66a6e&amp;hvadid=813171572369&amp;hvpos=&amp;hvnetw=g&amp;hvrand=7596593519538770801&amp;hvpone=&amp;hvptwo=&amp;hvqmt=&amp;hvdev=c&amp;hvdvcmdl=&amp;hvlocint=&amp;hvlocphy=9197127&amp;hvtargid=pla-2478689159710&amp;psc=1&amp;hvocijid=7596593519538770801-B0GV3DCWXM-&amp;hvexpln=0&amp;language=en_GB</w:t>
+        <w:t>https://www.amazon.com.be/-/en/Individual-Switches-Keyboard-Adapter-Included/dp/B0GV3DCWXM/ref=asc_df_B0GV3DCWXM?mcid=23ec7c18b9233b42bd5b502633a66a6e&amp;hvadid=813171572369&amp;hvpos=&amp;hvnetw=g&amp;hvrand=7596593519538770801&amp;hvpone=&amp;hvptwo=&amp;hvqmt=&amp;hvdev=c&amp;hvdvcmdl=&amp;hvlocint=&amp;hvloc</w:t>
+      </w:r>
+      <w:r>
+        <w:rPr>
+          <w:rFonts w:ascii="Verdana" w:eastAsia="Verdana" w:hAnsi="Verdana" w:cs="Verdana"/>
+          <w:i/>
+          <w:iCs/>
+          <w:sz w:val="26"/>
+          <w:szCs w:val="26"/>
+          <w:lang w:val="en-US"/>
+        </w:rPr>
+        <w:lastRenderedPageBreak/>
+        <w:t>phy=9197127&amp;hvtargid=pla-2478689159710&amp;psc=1&amp;hvocijid=7596593519538770801-B0GV3DCWXM-&amp;hvexpln=0&amp;language=en_GB</w:t>
       </w:r>
     </w:p>
     <w:p>
@@ -2480,6 +2613,7 @@
           <w:szCs w:val="32"/>
           <w:u w:val="single"/>
         </w:rPr>
+        <w:lastRenderedPageBreak/>
         <w:drawing>
           <wp:anchor distT="0" distB="0" distL="114300" distR="114300" simplePos="0" relativeHeight="251737600" behindDoc="0" locked="0" layoutInCell="1" allowOverlap="1" wp14:anchorId="04C63C5F" wp14:editId="17CF9273">
             <wp:simplePos x="0" y="0"/>
@@ -4639,7 +4773,18 @@
           <w:sz w:val="26"/>
           <w:szCs w:val="26"/>
         </w:rPr>
-        <w:t>en uw werkter</w:t>
+        <w:t xml:space="preserve">en uw </w:t>
+      </w:r>
+      <w:r>
+        <w:rPr>
+          <w:rFonts w:ascii="Verdana" w:eastAsia="Verdana" w:hAnsi="Verdana" w:cs="Verdana"/>
+          <w:i/>
+          <w:iCs/>
+          <w:sz w:val="26"/>
+          <w:szCs w:val="26"/>
+        </w:rPr>
+        <w:lastRenderedPageBreak/>
+        <w:t>werkter</w:t>
       </w:r>
       <w:r>
         <w:rPr>
@@ -6214,7 +6359,6 @@
           <w:sz w:val="24"/>
           <w:szCs w:val="24"/>
         </w:rPr>
-        <w:lastRenderedPageBreak/>
         <w:br w:type="textWrapping" w:clear="all"/>
       </w:r>
     </w:p>
@@ -6645,6 +6789,7 @@
           <w:sz w:val="32"/>
           <w:szCs w:val="32"/>
         </w:rPr>
+        <w:lastRenderedPageBreak/>
         <w:t>Bouwkundige tekening</w:t>
       </w:r>
     </w:p>
@@ -8020,6 +8165,7 @@
         <w:docPartUnique/>
       </w:docPartObj>
     </w:sdtPr>
+    <w:sdtEndPr/>
     <w:sdtContent>
       <w:p>
         <w:pPr>
@@ -15458,6 +15604,18 @@
       <w:szCs w:val="24"/>
     </w:rPr>
   </w:style>
+  <w:style w:type="character" w:styleId="UnresolvedMention">
+    <w:name w:val="Unresolved Mention"/>
+    <w:basedOn w:val="DefaultParagraphFont"/>
+    <w:uiPriority w:val="99"/>
+    <w:semiHidden/>
+    <w:unhideWhenUsed/>
+    <w:rsid w:val="006A10E8"/>
+    <w:rPr>
+      <w:color w:val="605E5C"/>
+      <w:shd w:val="clear" w:color="auto" w:fill="E1DFDD"/>
+    </w:rPr>
+  </w:style>
 </w:styles>
 </file>
 
@@ -15757,12 +15915,9 @@
 </file>
 
 <file path=customXml/item1.xml><?xml version="1.0" encoding="utf-8"?>
-<?mso-contentType ?>
-<FormTemplates xmlns="http://schemas.microsoft.com/sharepoint/v3/contenttype/forms">
-  <Display>DocumentLibraryForm</Display>
-  <Edit>DocumentLibraryForm</Edit>
-  <New>DocumentLibraryForm</New>
-</FormTemplates>
+<p:properties xmlns:p="http://schemas.microsoft.com/office/2006/metadata/properties" xmlns:xsi="http://www.w3.org/2001/XMLSchema-instance" xmlns:pc="http://schemas.microsoft.com/office/infopath/2007/PartnerControls">
+  <documentManagement/>
+</p:properties>
 </file>
 
 <file path=customXml/item2.xml><?xml version="1.0" encoding="utf-8"?>
@@ -15910,15 +16065,19 @@
 </file>
 
 <file path=customXml/item3.xml><?xml version="1.0" encoding="utf-8"?>
-<p:properties xmlns:p="http://schemas.microsoft.com/office/2006/metadata/properties" xmlns:xsi="http://www.w3.org/2001/XMLSchema-instance" xmlns:pc="http://schemas.microsoft.com/office/infopath/2007/PartnerControls">
-  <documentManagement/>
-</p:properties>
+<?mso-contentType ?>
+<FormTemplates xmlns="http://schemas.microsoft.com/sharepoint/v3/contenttype/forms">
+  <Display>DocumentLibraryForm</Display>
+  <Edit>DocumentLibraryForm</Edit>
+  <New>DocumentLibraryForm</New>
+</FormTemplates>
 </file>
 
 <file path=customXml/itemProps1.xml><?xml version="1.0" encoding="utf-8"?>
-<ds:datastoreItem xmlns:ds="http://schemas.openxmlformats.org/officeDocument/2006/customXml" ds:itemID="{C21902E8-C506-46A2-BB57-D6302BE5C541}">
+<ds:datastoreItem xmlns:ds="http://schemas.openxmlformats.org/officeDocument/2006/customXml" ds:itemID="{1F8DF19A-B1B1-4A01-A792-FB5A19122586}">
   <ds:schemaRefs>
-    <ds:schemaRef ds:uri="http://schemas.microsoft.com/sharepoint/v3/contenttype/forms"/>
+    <ds:schemaRef ds:uri="http://schemas.microsoft.com/office/2006/metadata/properties"/>
+    <ds:schemaRef ds:uri="http://schemas.microsoft.com/office/infopath/2007/PartnerControls"/>
   </ds:schemaRefs>
 </ds:datastoreItem>
 </file>
@@ -15942,10 +16101,9 @@
 </file>
 
 <file path=customXml/itemProps3.xml><?xml version="1.0" encoding="utf-8"?>
-<ds:datastoreItem xmlns:ds="http://schemas.openxmlformats.org/officeDocument/2006/customXml" ds:itemID="{1F8DF19A-B1B1-4A01-A792-FB5A19122586}">
+<ds:datastoreItem xmlns:ds="http://schemas.openxmlformats.org/officeDocument/2006/customXml" ds:itemID="{C21902E8-C506-46A2-BB57-D6302BE5C541}">
   <ds:schemaRefs>
-    <ds:schemaRef ds:uri="http://schemas.microsoft.com/office/2006/metadata/properties"/>
-    <ds:schemaRef ds:uri="http://schemas.microsoft.com/office/infopath/2007/PartnerControls"/>
+    <ds:schemaRef ds:uri="http://schemas.microsoft.com/sharepoint/v3/contenttype/forms"/>
   </ds:schemaRefs>
 </ds:datastoreItem>
 </file>